--- a/Fase_1/Evidencias_Grupales/Benjamin_Tapia_1.5_GuiaEstudiante_Fase 1_Definicion Proyecto APT.docx
+++ b/Fase_1/Evidencias_Grupales/Benjamin_Tapia_1.5_GuiaEstudiante_Fase 1_Definicion Proyecto APT.docx
@@ -162,7 +162,6 @@
                                 </w:rPr>
                                 <w:t xml:space="preserve">Asignatura </w:t>
                               </w:r>
-                              <w:proofErr w:type="spellStart"/>
                               <w:r>
                                 <w:rPr>
                                   <w:b/>
@@ -172,7 +171,6 @@
                                 </w:rPr>
                                 <w:t>Capstone</w:t>
                               </w:r>
-                              <w:proofErr w:type="spellEnd"/>
                             </w:p>
                           </w:txbxContent>
                         </wps:txbx>
@@ -337,7 +335,6 @@
                           </w:rPr>
                           <w:t xml:space="preserve">Asignatura </w:t>
                         </w:r>
-                        <w:proofErr w:type="spellStart"/>
                         <w:r>
                           <w:rPr>
                             <w:b/>
@@ -347,7 +344,6 @@
                           </w:rPr>
                           <w:t>Capstone</w:t>
                         </w:r>
-                        <w:proofErr w:type="spellEnd"/>
                       </w:p>
                     </w:txbxContent>
                   </v:textbox>
@@ -1046,16 +1042,7 @@
                 <w:color w:val="2F5496" w:themeColor="accent1" w:themeShade="BF"/>
                 <w:lang w:eastAsia="es-CL"/>
               </w:rPr>
-              <w:t xml:space="preserve">Diseño </w:t>
-            </w:r>
-            <w:r>
-              <w:rPr>
-                <w:rFonts w:cstheme="minorHAnsi"/>
-                <w:iCs/>
-                <w:color w:val="2F5496" w:themeColor="accent1" w:themeShade="BF"/>
-                <w:lang w:eastAsia="es-CL"/>
-              </w:rPr>
-              <w:t>y modelamiento de datos para soportar los requerimientos de la organización de acuerdo con un diseño definido y escalable en el tiempo.</w:t>
+              <w:t>Diseño y modelamiento de datos para soportar los requerimientos de la organización de acuerdo con un diseño definido y escalable en el tiempo.</w:t>
             </w:r>
           </w:p>
           <w:p>
@@ -7857,7 +7844,6 @@
                 <w:lang w:val="es-419" w:eastAsia="es-419"/>
               </w:rPr>
             </w:pPr>
-            <w:proofErr w:type="spellStart"/>
             <w:r>
               <w:rPr>
                 <w:rFonts w:eastAsia="Times New Roman" w:cstheme="minorHAnsi"/>
@@ -7870,7 +7856,6 @@
               </w:rPr>
               <w:t>N°</w:t>
             </w:r>
-            <w:proofErr w:type="spellEnd"/>
           </w:p>
         </w:tc>
         <w:tc>
@@ -8780,15 +8765,7 @@
                 <w:color w:val="000000"/>
                 <w:lang w:val="es-419" w:eastAsia="es-419"/>
               </w:rPr>
-              <w:t>Definición</w:t>
-            </w:r>
-            <w:r>
-              <w:rPr>
-                <w:rFonts w:eastAsia="Times New Roman" w:cstheme="minorHAnsi"/>
-                <w:color w:val="000000"/>
-                <w:lang w:val="es-419" w:eastAsia="es-419"/>
-              </w:rPr>
-              <w:t xml:space="preserve"> de proyecto</w:t>
+              <w:t>Definición de proyecto</w:t>
             </w:r>
           </w:p>
         </w:tc>
@@ -9586,15 +9563,7 @@
                 <w:color w:val="000000"/>
                 <w:lang w:val="es-419" w:eastAsia="es-419"/>
               </w:rPr>
-              <w:t>Planificación</w:t>
-            </w:r>
-            <w:r>
-              <w:rPr>
-                <w:rFonts w:eastAsia="Times New Roman" w:cstheme="minorHAnsi"/>
-                <w:color w:val="000000"/>
-                <w:lang w:val="es-419" w:eastAsia="es-419"/>
-              </w:rPr>
-              <w:t xml:space="preserve"> y elaboración de la EDT</w:t>
+              <w:t>Planificación y elaboración de la EDT</w:t>
             </w:r>
           </w:p>
         </w:tc>
@@ -11976,15 +11945,7 @@
                 <w:color w:val="000000"/>
                 <w:lang w:val="es-419" w:eastAsia="es-419"/>
               </w:rPr>
-              <w:t>Construcción</w:t>
-            </w:r>
-            <w:r>
-              <w:rPr>
-                <w:rFonts w:eastAsia="Times New Roman" w:cstheme="minorHAnsi"/>
-                <w:color w:val="000000"/>
-                <w:lang w:val="es-419" w:eastAsia="es-419"/>
-              </w:rPr>
-              <w:t xml:space="preserve"> de la aplicación base</w:t>
+              <w:t>Construcción de la aplicación base</w:t>
             </w:r>
           </w:p>
         </w:tc>
@@ -15160,23 +15121,7 @@
                 <w:color w:val="000000"/>
                 <w:lang w:val="es-419" w:eastAsia="es-419"/>
               </w:rPr>
-              <w:t xml:space="preserve">Despliegue, </w:t>
-            </w:r>
-            <w:r>
-              <w:rPr>
-                <w:rFonts w:eastAsia="Times New Roman" w:cstheme="minorHAnsi"/>
-                <w:color w:val="000000"/>
-                <w:lang w:val="es-419" w:eastAsia="es-419"/>
-              </w:rPr>
-              <w:t>documentación</w:t>
-            </w:r>
-            <w:r>
-              <w:rPr>
-                <w:rFonts w:eastAsia="Times New Roman" w:cstheme="minorHAnsi"/>
-                <w:color w:val="000000"/>
-                <w:lang w:val="es-419" w:eastAsia="es-419"/>
-              </w:rPr>
-              <w:t xml:space="preserve"> y cierre</w:t>
+              <w:t>Despliegue, documentación y cierre</w:t>
             </w:r>
           </w:p>
         </w:tc>
@@ -17144,6 +17089,7 @@
   <w:style w:type="character" w:default="1" w:styleId="Fuentedeprrafopredeter">
     <w:name w:val="Default Paragraph Font"/>
     <w:uiPriority w:val="1"/>
+    <w:semiHidden/>
     <w:unhideWhenUsed/>
   </w:style>
   <w:style w:type="table" w:default="1" w:styleId="Tablanormal">
@@ -17733,15 +17679,6 @@
 </file>
 
 <file path=customXml/item2.xml><?xml version="1.0" encoding="utf-8"?>
-<?mso-contentType ?>
-<FormTemplates xmlns="http://schemas.microsoft.com/sharepoint/v3/contenttype/forms">
-  <Display>DocumentLibraryForm</Display>
-  <Edit>DocumentLibraryForm</Edit>
-  <New>DocumentLibraryForm</New>
-</FormTemplates>
-</file>
-
-<file path=customXml/item3.xml><?xml version="1.0" encoding="utf-8"?>
 <ct:contentTypeSchema xmlns:ct="http://schemas.microsoft.com/office/2006/metadata/contentType" xmlns:ma="http://schemas.microsoft.com/office/2006/metadata/properties/metaAttributes" ct:_="" ma:_="" ma:contentTypeName="Documento" ma:contentTypeID="0x010100E96778489EE7714D8BD12CC105EB918B" ma:contentTypeVersion="2" ma:contentTypeDescription="Crear nuevo documento." ma:contentTypeScope="" ma:versionID="416c5c7ae9b5d54d83875cd3c65194e3">
   <xsd:schema xmlns:xsd="http://www.w3.org/2001/XMLSchema" xmlns:xs="http://www.w3.org/2001/XMLSchema" xmlns:p="http://schemas.microsoft.com/office/2006/metadata/properties" xmlns:ns2="126e8a1c-9ea9-435a-ac89-d06c80d62e30" targetNamespace="http://schemas.microsoft.com/office/2006/metadata/properties" ma:root="true" ma:fieldsID="70a237c842677bd850644f8595079f5e" ns2:_="">
     <xsd:import namespace="126e8a1c-9ea9-435a-ac89-d06c80d62e30"/>
@@ -17873,6 +17810,15 @@
 </ct:contentTypeSchema>
 </file>
 
+<file path=customXml/item3.xml><?xml version="1.0" encoding="utf-8"?>
+<?mso-contentType ?>
+<FormTemplates xmlns="http://schemas.microsoft.com/sharepoint/v3/contenttype/forms">
+  <Display>DocumentLibraryForm</Display>
+  <Edit>DocumentLibraryForm</Edit>
+  <New>DocumentLibraryForm</New>
+</FormTemplates>
+</file>
+
 <file path=customXml/itemProps1.xml><?xml version="1.0" encoding="utf-8"?>
 <ds:datastoreItem xmlns:ds="http://schemas.openxmlformats.org/officeDocument/2006/customXml" ds:itemID="{38174882-579A-45DC-A704-C035A9357F73}">
   <ds:schemaRefs>
@@ -17883,14 +17829,6 @@
 </file>
 
 <file path=customXml/itemProps2.xml><?xml version="1.0" encoding="utf-8"?>
-<ds:datastoreItem xmlns:ds="http://schemas.openxmlformats.org/officeDocument/2006/customXml" ds:itemID="{F3E3E2F7-59E7-4722-B872-D023DC9D1CC1}">
-  <ds:schemaRefs>
-    <ds:schemaRef ds:uri="http://schemas.microsoft.com/sharepoint/v3/contenttype/forms"/>
-  </ds:schemaRefs>
-</ds:datastoreItem>
-</file>
-
-<file path=customXml/itemProps3.xml><?xml version="1.0" encoding="utf-8"?>
 <ds:datastoreItem xmlns:ds="http://schemas.openxmlformats.org/officeDocument/2006/customXml" ds:itemID="{7C9B9CFF-B258-43B4-948A-968A031773F5}">
   <ds:schemaRefs>
     <ds:schemaRef ds:uri="http://schemas.microsoft.com/office/2006/metadata/contentType"/>
@@ -17906,4 +17844,12 @@
     <ds:schemaRef ds:uri="http://schemas.microsoft.com/internal/obd"/>
   </ds:schemaRefs>
 </ds:datastoreItem>
+</file>
+
+<file path=customXml/itemProps3.xml><?xml version="1.0" encoding="utf-8"?>
+<ds:datastoreItem xmlns:ds="http://schemas.openxmlformats.org/officeDocument/2006/customXml" ds:itemID="{F3E3E2F7-59E7-4722-B872-D023DC9D1CC1}">
+  <ds:schemaRefs>
+    <ds:schemaRef ds:uri="http://schemas.microsoft.com/sharepoint/v3/contenttype/forms"/>
+  </ds:schemaRefs>
+</ds:datastoreItem>
 </file>